--- a/downloads/fiches/bts_design_de_produits_fiche_evaluation.docx
+++ b/downloads/fiches/bts_design_de_produits_fiche_evaluation.docx
@@ -11,8 +11,9 @@
           <w:b/>
           <w:color w:val="1F4E79"/>
           <w:sz w:val="32"/>
+          <w:lang w:val="fr-FR" w:eastAsia="fr-FR" w:bidi="fr-FR"/>
         </w:rPr>
-        <w:t>Fiche d'evaluation reconstituee - BTS Design de produits</w:t>
+        <w:t>Fiche d'évaluation reconstituée - BTS Design de produits</w:t>
       </w:r>
     </w:p>
     <w:p>
@@ -23,8 +24,9 @@
         <w:rPr>
           <w:i/>
           <w:sz w:val="21"/>
+          <w:lang w:val="fr-FR" w:eastAsia="fr-FR" w:bidi="fr-FR"/>
         </w:rPr>
-        <w:t>Support evalue : Rapport de stage ou d'activites professionnelles | Modalite : Ponctuelle</w:t>
+        <w:t>Support évalué : Rapport de stage ou d'activités professionnelles | Modalité : Ponctuelle</w:t>
       </w:r>
     </w:p>
     <w:p>
@@ -35,8 +37,9 @@
         <w:rPr>
           <w:b/>
           <w:color w:val="4F81BD"/>
+          <w:lang w:val="fr-FR" w:eastAsia="fr-FR" w:bidi="fr-FR"/>
         </w:rPr>
-        <w:t>Fiche reconstituee a partir de criteres officiels</w:t>
+        <w:t>Fiche reconstituée à partir de critères officiels</w:t>
       </w:r>
     </w:p>
     <w:p>
@@ -46,8 +49,9 @@
       <w:r>
         <w:rPr>
           <w:i/>
+          <w:lang w:val="fr-FR" w:eastAsia="fr-FR" w:bidi="fr-FR"/>
         </w:rPr>
-        <w:t>Cette fiche est une reconstitution de travail a partir des sources publiques reperees au 28/04/2026. Elle ne remplace pas un formulaire national opposable lorsqu'une grille officielle complete existe par ailleurs.</w:t>
+        <w:t>Cette fiche est une reconstitution de travail à partir des sources publiques repérées au 2026-05-06. Elle ne remplace pas un formulaire national opposable lorsqu'une grille officielle complète existe par ailleurs.</w:t>
       </w:r>
     </w:p>
     <w:tbl>
@@ -74,6 +78,7 @@
             <w:r>
               <w:rPr>
                 <w:b/>
+                <w:lang w:val="fr-FR" w:eastAsia="fr-FR" w:bidi="fr-FR"/>
               </w:rPr>
               <w:t>BTS</w:t>
             </w:r>
@@ -86,6 +91,9 @@
           </w:tcPr>
           <w:p>
             <w:r>
+              <w:rPr>
+                <w:lang w:val="fr-FR" w:eastAsia="fr-FR" w:bidi="fr-FR"/>
+              </w:rPr>
               <w:t>BTS Design de produits</w:t>
             </w:r>
           </w:p>
@@ -100,8 +108,9 @@
             <w:r>
               <w:rPr>
                 <w:b/>
+                <w:lang w:val="fr-FR" w:eastAsia="fr-FR" w:bidi="fr-FR"/>
               </w:rPr>
-              <w:t>Modalite</w:t>
+              <w:t>Modalité</w:t>
             </w:r>
           </w:p>
         </w:tc>
@@ -112,6 +121,9 @@
           </w:tcPr>
           <w:p>
             <w:r>
+              <w:rPr>
+                <w:lang w:val="fr-FR" w:eastAsia="fr-FR" w:bidi="fr-FR"/>
+              </w:rPr>
               <w:t>Ponctuelle</w:t>
             </w:r>
           </w:p>
@@ -128,6 +140,7 @@
             <w:r>
               <w:rPr>
                 <w:b/>
+                <w:lang w:val="fr-FR" w:eastAsia="fr-FR" w:bidi="fr-FR"/>
               </w:rPr>
               <w:t>Option</w:t>
             </w:r>
@@ -140,7 +153,10 @@
           </w:tcPr>
           <w:p>
             <w:r>
-              <w:t>Sans option specifiee</w:t>
+              <w:rPr>
+                <w:lang w:val="fr-FR" w:eastAsia="fr-FR" w:bidi="fr-FR"/>
+              </w:rPr>
+              <w:t>Sans option spécifiée</w:t>
             </w:r>
           </w:p>
         </w:tc>
@@ -154,6 +170,7 @@
             <w:r>
               <w:rPr>
                 <w:b/>
+                <w:lang w:val="fr-FR" w:eastAsia="fr-FR" w:bidi="fr-FR"/>
               </w:rPr>
               <w:t>Statut documentaire</w:t>
             </w:r>
@@ -166,6 +183,9 @@
           </w:tcPr>
           <w:p>
             <w:r>
+              <w:rPr>
+                <w:lang w:val="fr-FR" w:eastAsia="fr-FR" w:bidi="fr-FR"/>
+              </w:rPr>
               <w:t>Support present mais pas CCF sur cette sous-epreuve</w:t>
             </w:r>
           </w:p>
@@ -182,6 +202,7 @@
             <w:r>
               <w:rPr>
                 <w:b/>
+                <w:lang w:val="fr-FR" w:eastAsia="fr-FR" w:bidi="fr-FR"/>
               </w:rPr>
               <w:t>Support</w:t>
             </w:r>
@@ -194,7 +215,10 @@
           </w:tcPr>
           <w:p>
             <w:r>
-              <w:t>Rapport de stage ou d'activites professionnelles</w:t>
+              <w:rPr>
+                <w:lang w:val="fr-FR" w:eastAsia="fr-FR" w:bidi="fr-FR"/>
+              </w:rPr>
+              <w:t>Rapport de stage ou d'activités professionnelles</w:t>
             </w:r>
           </w:p>
         </w:tc>
@@ -208,8 +232,9 @@
             <w:r>
               <w:rPr>
                 <w:b/>
+                <w:lang w:val="fr-FR" w:eastAsia="fr-FR" w:bidi="fr-FR"/>
               </w:rPr>
-              <w:t>Epreuve</w:t>
+              <w:t>Épreuve</w:t>
             </w:r>
           </w:p>
         </w:tc>
@@ -220,7 +245,10 @@
           </w:tcPr>
           <w:p>
             <w:r>
-              <w:t>U5.2 / E52 Rapport de stage ou d'activites professionnelles</w:t>
+              <w:rPr>
+                <w:lang w:val="fr-FR" w:eastAsia="fr-FR" w:bidi="fr-FR"/>
+              </w:rPr>
+              <w:t>U51|U52|U53 | U5.2 / E52 Rapport de stage ou d'activités professionnelles</w:t>
             </w:r>
           </w:p>
         </w:tc>
@@ -236,8 +264,9 @@
             <w:r>
               <w:rPr>
                 <w:b/>
+                <w:lang w:val="fr-FR" w:eastAsia="fr-FR" w:bidi="fr-FR"/>
               </w:rPr>
-              <w:t>Voies / modalites</w:t>
+              <w:t>Voies / modalités</w:t>
             </w:r>
           </w:p>
         </w:tc>
@@ -248,7 +277,10 @@
           </w:tcPr>
           <w:p>
             <w:r>
-              <w:t>Toutes voies du tableau consulte : sous-epreuve en oral</w:t>
+              <w:rPr>
+                <w:lang w:val="fr-FR" w:eastAsia="fr-FR" w:bidi="fr-FR"/>
+              </w:rPr>
+              <w:t>Ponctuelle documentee</w:t>
             </w:r>
           </w:p>
         </w:tc>
@@ -262,6 +294,7 @@
             <w:r>
               <w:rPr>
                 <w:b/>
+                <w:lang w:val="fr-FR" w:eastAsia="fr-FR" w:bidi="fr-FR"/>
               </w:rPr>
               <w:t>Niveau de reconstitution</w:t>
             </w:r>
@@ -274,7 +307,10 @@
           </w:tcPr>
           <w:p>
             <w:r>
-              <w:t>Fiche reconstituee a partir de criteres officiels</w:t>
+              <w:rPr>
+                <w:lang w:val="fr-FR" w:eastAsia="fr-FR" w:bidi="fr-FR"/>
+              </w:rPr>
+              <w:t>Fiche reconstituée à partir de critères officiels</w:t>
             </w:r>
           </w:p>
         </w:tc>
@@ -290,8 +326,9 @@
             <w:r>
               <w:rPr>
                 <w:b/>
+                <w:lang w:val="fr-FR" w:eastAsia="fr-FR" w:bidi="fr-FR"/>
               </w:rPr>
-              <w:t>Sources modele</w:t>
+              <w:t>Sources modèle</w:t>
             </w:r>
           </w:p>
         </w:tc>
@@ -302,7 +339,10 @@
           </w:tcPr>
           <w:p>
             <w:r>
-              <w:t>Le texte officiel ancien reste la meilleure source publique pour les criteres de l'epreuve.</w:t>
+              <w:rPr>
+                <w:lang w:val="fr-FR" w:eastAsia="fr-FR" w:bidi="fr-FR"/>
+              </w:rPr>
+              <w:t>Le texte officiel ancien reste la meilleure source publique pour les critères de l'épreuve.</w:t>
             </w:r>
           </w:p>
         </w:tc>
@@ -316,6 +356,7 @@
             <w:r>
               <w:rPr>
                 <w:b/>
+                <w:lang w:val="fr-FR" w:eastAsia="fr-FR" w:bidi="fr-FR"/>
               </w:rPr>
               <w:t>Document jury</w:t>
             </w:r>
@@ -328,6 +369,9 @@
           </w:tcPr>
           <w:p>
             <w:r>
+              <w:rPr>
+                <w:lang w:val="fr-FR" w:eastAsia="fr-FR" w:bidi="fr-FR"/>
+              </w:rPr>
               <w:t>https://www.education.gouv.fr/sites/default/files/document/bo20ESR_56732.pdf-233574.pdf</w:t>
             </w:r>
           </w:p>
@@ -339,8 +383,9 @@
       <w:r>
         <w:rPr>
           <w:b/>
+          <w:lang w:val="fr-FR" w:eastAsia="fr-FR" w:bidi="fr-FR"/>
         </w:rPr>
-        <w:t>Echelle de positionnement conseillee</w:t>
+        <w:t>Échelle de positionnement conseillée</w:t>
       </w:r>
     </w:p>
     <w:tbl>
@@ -366,6 +411,7 @@
             <w:r>
               <w:rPr>
                 <w:b/>
+                <w:lang w:val="fr-FR" w:eastAsia="fr-FR" w:bidi="fr-FR"/>
               </w:rPr>
               <w:t>NA</w:t>
             </w:r>
@@ -380,6 +426,7 @@
             <w:r>
               <w:rPr>
                 <w:b/>
+                <w:lang w:val="fr-FR" w:eastAsia="fr-FR" w:bidi="fr-FR"/>
               </w:rPr>
               <w:t>PA</w:t>
             </w:r>
@@ -394,6 +441,7 @@
             <w:r>
               <w:rPr>
                 <w:b/>
+                <w:lang w:val="fr-FR" w:eastAsia="fr-FR" w:bidi="fr-FR"/>
               </w:rPr>
               <w:t>A</w:t>
             </w:r>
@@ -408,6 +456,7 @@
             <w:r>
               <w:rPr>
                 <w:b/>
+                <w:lang w:val="fr-FR" w:eastAsia="fr-FR" w:bidi="fr-FR"/>
               </w:rPr>
               <w:t>TB</w:t>
             </w:r>
@@ -421,6 +470,9 @@
           </w:tcPr>
           <w:p>
             <w:r>
+              <w:rPr>
+                <w:lang w:val="fr-FR" w:eastAsia="fr-FR" w:bidi="fr-FR"/>
+              </w:rPr>
               <w:t>Non observable / non acquis</w:t>
             </w:r>
           </w:p>
@@ -431,6 +483,9 @@
           </w:tcPr>
           <w:p>
             <w:r>
+              <w:rPr>
+                <w:lang w:val="fr-FR" w:eastAsia="fr-FR" w:bidi="fr-FR"/>
+              </w:rPr>
               <w:t>Partiellement acquis</w:t>
             </w:r>
           </w:p>
@@ -441,6 +496,9 @@
           </w:tcPr>
           <w:p>
             <w:r>
+              <w:rPr>
+                <w:lang w:val="fr-FR" w:eastAsia="fr-FR" w:bidi="fr-FR"/>
+              </w:rPr>
               <w:t>Acquis</w:t>
             </w:r>
           </w:p>
@@ -451,7 +509,10 @@
           </w:tcPr>
           <w:p>
             <w:r>
-              <w:t>Tres bien acquis</w:t>
+              <w:rPr>
+                <w:lang w:val="fr-FR" w:eastAsia="fr-FR" w:bidi="fr-FR"/>
+              </w:rPr>
+              <w:t>Très bien acquis</w:t>
             </w:r>
           </w:p>
         </w:tc>
@@ -462,8 +523,9 @@
       <w:r>
         <w:rPr>
           <w:b/>
+          <w:lang w:val="fr-FR" w:eastAsia="fr-FR" w:bidi="fr-FR"/>
         </w:rPr>
-        <w:t>Grille d'evaluation</w:t>
+        <w:t>Grille d'évaluation</w:t>
       </w:r>
     </w:p>
     <w:tbl>
@@ -500,8 +562,9 @@
               <w:rPr>
                 <w:b/>
                 <w:sz w:val="19"/>
+                <w:lang w:val="fr-FR" w:eastAsia="fr-FR" w:bidi="fr-FR"/>
               </w:rPr>
-              <w:t>Critere evalue</w:t>
+              <w:t>Critère évalué</w:t>
             </w:r>
           </w:p>
         </w:tc>
@@ -519,6 +582,7 @@
               <w:rPr>
                 <w:b/>
                 <w:sz w:val="19"/>
+                <w:lang w:val="fr-FR" w:eastAsia="fr-FR" w:bidi="fr-FR"/>
               </w:rPr>
               <w:t>Indicateurs observables / questions d'appui</w:t>
             </w:r>
@@ -538,6 +602,7 @@
               <w:rPr>
                 <w:b/>
                 <w:sz w:val="19"/>
+                <w:lang w:val="fr-FR" w:eastAsia="fr-FR" w:bidi="fr-FR"/>
               </w:rPr>
               <w:t>NA</w:t>
             </w:r>
@@ -557,6 +622,7 @@
               <w:rPr>
                 <w:b/>
                 <w:sz w:val="19"/>
+                <w:lang w:val="fr-FR" w:eastAsia="fr-FR" w:bidi="fr-FR"/>
               </w:rPr>
               <w:t>PA</w:t>
             </w:r>
@@ -576,6 +642,7 @@
               <w:rPr>
                 <w:b/>
                 <w:sz w:val="19"/>
+                <w:lang w:val="fr-FR" w:eastAsia="fr-FR" w:bidi="fr-FR"/>
               </w:rPr>
               <w:t>A</w:t>
             </w:r>
@@ -595,6 +662,7 @@
               <w:rPr>
                 <w:b/>
                 <w:sz w:val="19"/>
+                <w:lang w:val="fr-FR" w:eastAsia="fr-FR" w:bidi="fr-FR"/>
               </w:rPr>
               <w:t>TB</w:t>
             </w:r>
@@ -614,6 +682,7 @@
               <w:rPr>
                 <w:b/>
                 <w:sz w:val="19"/>
+                <w:lang w:val="fr-FR" w:eastAsia="fr-FR" w:bidi="fr-FR"/>
               </w:rPr>
               <w:t>Observations</w:t>
             </w:r>
@@ -631,7 +700,10 @@
               <w:spacing w:after="0"/>
             </w:pPr>
             <w:r>
-              <w:t>Qualite du rapport ou du dossier en design de produits</w:t>
+              <w:rPr>
+                <w:lang w:val="fr-FR" w:eastAsia="fr-FR" w:bidi="fr-FR"/>
+              </w:rPr>
+              <w:t>Qualité du rapport ou du dossier en design de produits</w:t>
             </w:r>
           </w:p>
         </w:tc>
@@ -645,7 +717,10 @@
               <w:spacing w:after="0"/>
             </w:pPr>
             <w:r>
-              <w:t>Support lisible, structure, coherent avec l'epreuve et directement exploitable pour l'evaluation.</w:t>
+              <w:rPr>
+                <w:lang w:val="fr-FR" w:eastAsia="fr-FR" w:bidi="fr-FR"/>
+              </w:rPr>
+              <w:t>Support lisible, structuré, cohérent avec l'épreuve et directement exploitable pour l'évaluation.</w:t>
             </w:r>
           </w:p>
         </w:tc>
@@ -659,7 +734,11 @@
               <w:spacing w:after="0"/>
               <w:jc w:val="center"/>
             </w:pPr>
-            <w:r/>
+            <w:r>
+              <w:rPr>
+                <w:lang w:val="fr-FR" w:eastAsia="fr-FR" w:bidi="fr-FR"/>
+              </w:rPr>
+            </w:r>
           </w:p>
         </w:tc>
         <w:tc>
@@ -672,7 +751,11 @@
               <w:spacing w:after="0"/>
               <w:jc w:val="center"/>
             </w:pPr>
-            <w:r/>
+            <w:r>
+              <w:rPr>
+                <w:lang w:val="fr-FR" w:eastAsia="fr-FR" w:bidi="fr-FR"/>
+              </w:rPr>
+            </w:r>
           </w:p>
         </w:tc>
         <w:tc>
@@ -685,7 +768,11 @@
               <w:spacing w:after="0"/>
               <w:jc w:val="center"/>
             </w:pPr>
-            <w:r/>
+            <w:r>
+              <w:rPr>
+                <w:lang w:val="fr-FR" w:eastAsia="fr-FR" w:bidi="fr-FR"/>
+              </w:rPr>
+            </w:r>
           </w:p>
         </w:tc>
         <w:tc>
@@ -698,7 +785,11 @@
               <w:spacing w:after="0"/>
               <w:jc w:val="center"/>
             </w:pPr>
-            <w:r/>
+            <w:r>
+              <w:rPr>
+                <w:lang w:val="fr-FR" w:eastAsia="fr-FR" w:bidi="fr-FR"/>
+              </w:rPr>
+            </w:r>
           </w:p>
         </w:tc>
         <w:tc>
@@ -710,7 +801,11 @@
             <w:pPr>
               <w:spacing w:after="0"/>
             </w:pPr>
-            <w:r/>
+            <w:r>
+              <w:rPr>
+                <w:lang w:val="fr-FR" w:eastAsia="fr-FR" w:bidi="fr-FR"/>
+              </w:rPr>
+            </w:r>
           </w:p>
         </w:tc>
       </w:tr>
@@ -725,6 +820,9 @@
               <w:spacing w:after="0"/>
             </w:pPr>
             <w:r>
+              <w:rPr>
+                <w:lang w:val="fr-FR" w:eastAsia="fr-FR" w:bidi="fr-FR"/>
+              </w:rPr>
               <w:t>contextualisation de l'experience professionnelle</w:t>
             </w:r>
           </w:p>
@@ -739,7 +837,10 @@
               <w:spacing w:after="0"/>
             </w:pPr>
             <w:r>
-              <w:t>Elements observables explicitables dans le support ecrit et confirmables lors de l'entretien.</w:t>
+              <w:rPr>
+                <w:lang w:val="fr-FR" w:eastAsia="fr-FR" w:bidi="fr-FR"/>
+              </w:rPr>
+              <w:t>Éléments observables explicitables dans le support écrit et confirmables lors de l'entretien.</w:t>
             </w:r>
           </w:p>
         </w:tc>
@@ -753,7 +854,11 @@
               <w:spacing w:after="0"/>
               <w:jc w:val="center"/>
             </w:pPr>
-            <w:r/>
+            <w:r>
+              <w:rPr>
+                <w:lang w:val="fr-FR" w:eastAsia="fr-FR" w:bidi="fr-FR"/>
+              </w:rPr>
+            </w:r>
           </w:p>
         </w:tc>
         <w:tc>
@@ -766,7 +871,11 @@
               <w:spacing w:after="0"/>
               <w:jc w:val="center"/>
             </w:pPr>
-            <w:r/>
+            <w:r>
+              <w:rPr>
+                <w:lang w:val="fr-FR" w:eastAsia="fr-FR" w:bidi="fr-FR"/>
+              </w:rPr>
+            </w:r>
           </w:p>
         </w:tc>
         <w:tc>
@@ -779,7 +888,11 @@
               <w:spacing w:after="0"/>
               <w:jc w:val="center"/>
             </w:pPr>
-            <w:r/>
+            <w:r>
+              <w:rPr>
+                <w:lang w:val="fr-FR" w:eastAsia="fr-FR" w:bidi="fr-FR"/>
+              </w:rPr>
+            </w:r>
           </w:p>
         </w:tc>
         <w:tc>
@@ -792,7 +905,11 @@
               <w:spacing w:after="0"/>
               <w:jc w:val="center"/>
             </w:pPr>
-            <w:r/>
+            <w:r>
+              <w:rPr>
+                <w:lang w:val="fr-FR" w:eastAsia="fr-FR" w:bidi="fr-FR"/>
+              </w:rPr>
+            </w:r>
           </w:p>
         </w:tc>
         <w:tc>
@@ -804,7 +921,11 @@
             <w:pPr>
               <w:spacing w:after="0"/>
             </w:pPr>
-            <w:r/>
+            <w:r>
+              <w:rPr>
+                <w:lang w:val="fr-FR" w:eastAsia="fr-FR" w:bidi="fr-FR"/>
+              </w:rPr>
+            </w:r>
           </w:p>
         </w:tc>
       </w:tr>
@@ -819,7 +940,10 @@
               <w:spacing w:after="0"/>
             </w:pPr>
             <w:r>
-              <w:t>analyse critique des situations, references et choix de conception</w:t>
+              <w:rPr>
+                <w:lang w:val="fr-FR" w:eastAsia="fr-FR" w:bidi="fr-FR"/>
+              </w:rPr>
+              <w:t>analysé critique des situations, references et choix de conception</w:t>
             </w:r>
           </w:p>
         </w:tc>
@@ -833,7 +957,10 @@
               <w:spacing w:after="0"/>
             </w:pPr>
             <w:r>
-              <w:t>Les choix, contraintes, resultats et eventuels ecarts sont analyses avec recul professionnel.</w:t>
+              <w:rPr>
+                <w:lang w:val="fr-FR" w:eastAsia="fr-FR" w:bidi="fr-FR"/>
+              </w:rPr>
+              <w:t>Les choix, contraintes, résultats et éventuels écarts sont analysés avec recul professionnel.</w:t>
             </w:r>
           </w:p>
         </w:tc>
@@ -847,7 +974,11 @@
               <w:spacing w:after="0"/>
               <w:jc w:val="center"/>
             </w:pPr>
-            <w:r/>
+            <w:r>
+              <w:rPr>
+                <w:lang w:val="fr-FR" w:eastAsia="fr-FR" w:bidi="fr-FR"/>
+              </w:rPr>
+            </w:r>
           </w:p>
         </w:tc>
         <w:tc>
@@ -860,7 +991,11 @@
               <w:spacing w:after="0"/>
               <w:jc w:val="center"/>
             </w:pPr>
-            <w:r/>
+            <w:r>
+              <w:rPr>
+                <w:lang w:val="fr-FR" w:eastAsia="fr-FR" w:bidi="fr-FR"/>
+              </w:rPr>
+            </w:r>
           </w:p>
         </w:tc>
         <w:tc>
@@ -873,7 +1008,11 @@
               <w:spacing w:after="0"/>
               <w:jc w:val="center"/>
             </w:pPr>
-            <w:r/>
+            <w:r>
+              <w:rPr>
+                <w:lang w:val="fr-FR" w:eastAsia="fr-FR" w:bidi="fr-FR"/>
+              </w:rPr>
+            </w:r>
           </w:p>
         </w:tc>
         <w:tc>
@@ -886,7 +1025,11 @@
               <w:spacing w:after="0"/>
               <w:jc w:val="center"/>
             </w:pPr>
-            <w:r/>
+            <w:r>
+              <w:rPr>
+                <w:lang w:val="fr-FR" w:eastAsia="fr-FR" w:bidi="fr-FR"/>
+              </w:rPr>
+            </w:r>
           </w:p>
         </w:tc>
         <w:tc>
@@ -898,7 +1041,11 @@
             <w:pPr>
               <w:spacing w:after="0"/>
             </w:pPr>
-            <w:r/>
+            <w:r>
+              <w:rPr>
+                <w:lang w:val="fr-FR" w:eastAsia="fr-FR" w:bidi="fr-FR"/>
+              </w:rPr>
+            </w:r>
           </w:p>
         </w:tc>
       </w:tr>
@@ -913,7 +1060,10 @@
               <w:spacing w:after="0"/>
             </w:pPr>
             <w:r>
-              <w:t>articulation entre stage et demarche creative</w:t>
+              <w:rPr>
+                <w:lang w:val="fr-FR" w:eastAsia="fr-FR" w:bidi="fr-FR"/>
+              </w:rPr>
+              <w:t>articulation entre stage et démarche creative</w:t>
             </w:r>
           </w:p>
         </w:tc>
@@ -927,7 +1077,10 @@
               <w:spacing w:after="0"/>
             </w:pPr>
             <w:r>
-              <w:t>Elements observables explicitables dans le support ecrit et confirmables lors de l'entretien.</w:t>
+              <w:rPr>
+                <w:lang w:val="fr-FR" w:eastAsia="fr-FR" w:bidi="fr-FR"/>
+              </w:rPr>
+              <w:t>Éléments observables explicitables dans le support écrit et confirmables lors de l'entretien.</w:t>
             </w:r>
           </w:p>
         </w:tc>
@@ -941,7 +1094,11 @@
               <w:spacing w:after="0"/>
               <w:jc w:val="center"/>
             </w:pPr>
-            <w:r/>
+            <w:r>
+              <w:rPr>
+                <w:lang w:val="fr-FR" w:eastAsia="fr-FR" w:bidi="fr-FR"/>
+              </w:rPr>
+            </w:r>
           </w:p>
         </w:tc>
         <w:tc>
@@ -954,7 +1111,11 @@
               <w:spacing w:after="0"/>
               <w:jc w:val="center"/>
             </w:pPr>
-            <w:r/>
+            <w:r>
+              <w:rPr>
+                <w:lang w:val="fr-FR" w:eastAsia="fr-FR" w:bidi="fr-FR"/>
+              </w:rPr>
+            </w:r>
           </w:p>
         </w:tc>
         <w:tc>
@@ -967,7 +1128,11 @@
               <w:spacing w:after="0"/>
               <w:jc w:val="center"/>
             </w:pPr>
-            <w:r/>
+            <w:r>
+              <w:rPr>
+                <w:lang w:val="fr-FR" w:eastAsia="fr-FR" w:bidi="fr-FR"/>
+              </w:rPr>
+            </w:r>
           </w:p>
         </w:tc>
         <w:tc>
@@ -980,7 +1145,11 @@
               <w:spacing w:after="0"/>
               <w:jc w:val="center"/>
             </w:pPr>
-            <w:r/>
+            <w:r>
+              <w:rPr>
+                <w:lang w:val="fr-FR" w:eastAsia="fr-FR" w:bidi="fr-FR"/>
+              </w:rPr>
+            </w:r>
           </w:p>
         </w:tc>
         <w:tc>
@@ -992,7 +1161,11 @@
             <w:pPr>
               <w:spacing w:after="0"/>
             </w:pPr>
-            <w:r/>
+            <w:r>
+              <w:rPr>
+                <w:lang w:val="fr-FR" w:eastAsia="fr-FR" w:bidi="fr-FR"/>
+              </w:rPr>
+            </w:r>
           </w:p>
         </w:tc>
       </w:tr>
@@ -1007,7 +1180,10 @@
               <w:spacing w:after="0"/>
             </w:pPr>
             <w:r>
-              <w:t>qualite des supports et de la presentation orale</w:t>
+              <w:rPr>
+                <w:lang w:val="fr-FR" w:eastAsia="fr-FR" w:bidi="fr-FR"/>
+              </w:rPr>
+              <w:t>qualité des supports et de la presentation orale</w:t>
             </w:r>
           </w:p>
         </w:tc>
@@ -1021,7 +1197,10 @@
               <w:spacing w:after="0"/>
             </w:pPr>
             <w:r>
-              <w:t>Support lisible, structure, coherent avec l'epreuve et directement exploitable pour l'evaluation.</w:t>
+              <w:rPr>
+                <w:lang w:val="fr-FR" w:eastAsia="fr-FR" w:bidi="fr-FR"/>
+              </w:rPr>
+              <w:t>Support lisible, structuré, cohérent avec l'épreuve et directement exploitable pour l'évaluation.</w:t>
             </w:r>
           </w:p>
         </w:tc>
@@ -1035,7 +1214,11 @@
               <w:spacing w:after="0"/>
               <w:jc w:val="center"/>
             </w:pPr>
-            <w:r/>
+            <w:r>
+              <w:rPr>
+                <w:lang w:val="fr-FR" w:eastAsia="fr-FR" w:bidi="fr-FR"/>
+              </w:rPr>
+            </w:r>
           </w:p>
         </w:tc>
         <w:tc>
@@ -1048,7 +1231,11 @@
               <w:spacing w:after="0"/>
               <w:jc w:val="center"/>
             </w:pPr>
-            <w:r/>
+            <w:r>
+              <w:rPr>
+                <w:lang w:val="fr-FR" w:eastAsia="fr-FR" w:bidi="fr-FR"/>
+              </w:rPr>
+            </w:r>
           </w:p>
         </w:tc>
         <w:tc>
@@ -1061,7 +1248,11 @@
               <w:spacing w:after="0"/>
               <w:jc w:val="center"/>
             </w:pPr>
-            <w:r/>
+            <w:r>
+              <w:rPr>
+                <w:lang w:val="fr-FR" w:eastAsia="fr-FR" w:bidi="fr-FR"/>
+              </w:rPr>
+            </w:r>
           </w:p>
         </w:tc>
         <w:tc>
@@ -1074,7 +1265,11 @@
               <w:spacing w:after="0"/>
               <w:jc w:val="center"/>
             </w:pPr>
-            <w:r/>
+            <w:r>
+              <w:rPr>
+                <w:lang w:val="fr-FR" w:eastAsia="fr-FR" w:bidi="fr-FR"/>
+              </w:rPr>
+            </w:r>
           </w:p>
         </w:tc>
         <w:tc>
@@ -1086,7 +1281,11 @@
             <w:pPr>
               <w:spacing w:after="0"/>
             </w:pPr>
-            <w:r/>
+            <w:r>
+              <w:rPr>
+                <w:lang w:val="fr-FR" w:eastAsia="fr-FR" w:bidi="fr-FR"/>
+              </w:rPr>
+            </w:r>
           </w:p>
         </w:tc>
       </w:tr>
@@ -1101,6 +1300,9 @@
               <w:spacing w:after="0"/>
             </w:pPr>
             <w:r>
+              <w:rPr>
+                <w:lang w:val="fr-FR" w:eastAsia="fr-FR" w:bidi="fr-FR"/>
+              </w:rPr>
               <w:t>justification argumentee et recul critique</w:t>
             </w:r>
           </w:p>
@@ -1115,7 +1317,10 @@
               <w:spacing w:after="0"/>
             </w:pPr>
             <w:r>
-              <w:t>Les choix, contraintes, resultats et eventuels ecarts sont analyses avec recul professionnel.</w:t>
+              <w:rPr>
+                <w:lang w:val="fr-FR" w:eastAsia="fr-FR" w:bidi="fr-FR"/>
+              </w:rPr>
+              <w:t>Les choix, contraintes, résultats et éventuels écarts sont analysés avec recul professionnel.</w:t>
             </w:r>
           </w:p>
         </w:tc>
@@ -1129,7 +1334,11 @@
               <w:spacing w:after="0"/>
               <w:jc w:val="center"/>
             </w:pPr>
-            <w:r/>
+            <w:r>
+              <w:rPr>
+                <w:lang w:val="fr-FR" w:eastAsia="fr-FR" w:bidi="fr-FR"/>
+              </w:rPr>
+            </w:r>
           </w:p>
         </w:tc>
         <w:tc>
@@ -1142,7 +1351,11 @@
               <w:spacing w:after="0"/>
               <w:jc w:val="center"/>
             </w:pPr>
-            <w:r/>
+            <w:r>
+              <w:rPr>
+                <w:lang w:val="fr-FR" w:eastAsia="fr-FR" w:bidi="fr-FR"/>
+              </w:rPr>
+            </w:r>
           </w:p>
         </w:tc>
         <w:tc>
@@ -1155,7 +1368,11 @@
               <w:spacing w:after="0"/>
               <w:jc w:val="center"/>
             </w:pPr>
-            <w:r/>
+            <w:r>
+              <w:rPr>
+                <w:lang w:val="fr-FR" w:eastAsia="fr-FR" w:bidi="fr-FR"/>
+              </w:rPr>
+            </w:r>
           </w:p>
         </w:tc>
         <w:tc>
@@ -1168,7 +1385,11 @@
               <w:spacing w:after="0"/>
               <w:jc w:val="center"/>
             </w:pPr>
-            <w:r/>
+            <w:r>
+              <w:rPr>
+                <w:lang w:val="fr-FR" w:eastAsia="fr-FR" w:bidi="fr-FR"/>
+              </w:rPr>
+            </w:r>
           </w:p>
         </w:tc>
         <w:tc>
@@ -1180,7 +1401,11 @@
             <w:pPr>
               <w:spacing w:after="0"/>
             </w:pPr>
-            <w:r/>
+            <w:r>
+              <w:rPr>
+                <w:lang w:val="fr-FR" w:eastAsia="fr-FR" w:bidi="fr-FR"/>
+              </w:rPr>
+            </w:r>
           </w:p>
         </w:tc>
       </w:tr>
@@ -1195,6 +1420,9 @@
               <w:spacing w:after="0"/>
             </w:pPr>
             <w:r>
+              <w:rPr>
+                <w:lang w:val="fr-FR" w:eastAsia="fr-FR" w:bidi="fr-FR"/>
+              </w:rPr>
               <w:t>Qualité du rapport (réflexion, créativité, culture technologique, aspects techniques, économiques et de gestion)</w:t>
             </w:r>
           </w:p>
@@ -1209,7 +1437,10 @@
               <w:spacing w:after="0"/>
             </w:pPr>
             <w:r>
-              <w:t>Support lisible, structure, coherent avec l'epreuve et directement exploitable pour l'evaluation.</w:t>
+              <w:rPr>
+                <w:lang w:val="fr-FR" w:eastAsia="fr-FR" w:bidi="fr-FR"/>
+              </w:rPr>
+              <w:t>Support lisible, structuré, cohérent avec l'épreuve et directement exploitable pour l'évaluation.</w:t>
             </w:r>
           </w:p>
         </w:tc>
@@ -1223,7 +1454,11 @@
               <w:spacing w:after="0"/>
               <w:jc w:val="center"/>
             </w:pPr>
-            <w:r/>
+            <w:r>
+              <w:rPr>
+                <w:lang w:val="fr-FR" w:eastAsia="fr-FR" w:bidi="fr-FR"/>
+              </w:rPr>
+            </w:r>
           </w:p>
         </w:tc>
         <w:tc>
@@ -1236,7 +1471,11 @@
               <w:spacing w:after="0"/>
               <w:jc w:val="center"/>
             </w:pPr>
-            <w:r/>
+            <w:r>
+              <w:rPr>
+                <w:lang w:val="fr-FR" w:eastAsia="fr-FR" w:bidi="fr-FR"/>
+              </w:rPr>
+            </w:r>
           </w:p>
         </w:tc>
         <w:tc>
@@ -1249,7 +1488,11 @@
               <w:spacing w:after="0"/>
               <w:jc w:val="center"/>
             </w:pPr>
-            <w:r/>
+            <w:r>
+              <w:rPr>
+                <w:lang w:val="fr-FR" w:eastAsia="fr-FR" w:bidi="fr-FR"/>
+              </w:rPr>
+            </w:r>
           </w:p>
         </w:tc>
         <w:tc>
@@ -1262,7 +1505,11 @@
               <w:spacing w:after="0"/>
               <w:jc w:val="center"/>
             </w:pPr>
-            <w:r/>
+            <w:r>
+              <w:rPr>
+                <w:lang w:val="fr-FR" w:eastAsia="fr-FR" w:bidi="fr-FR"/>
+              </w:rPr>
+            </w:r>
           </w:p>
         </w:tc>
         <w:tc>
@@ -1274,7 +1521,11 @@
             <w:pPr>
               <w:spacing w:after="0"/>
             </w:pPr>
-            <w:r/>
+            <w:r>
+              <w:rPr>
+                <w:lang w:val="fr-FR" w:eastAsia="fr-FR" w:bidi="fr-FR"/>
+              </w:rPr>
+            </w:r>
           </w:p>
         </w:tc>
       </w:tr>
@@ -1289,7 +1540,10 @@
               <w:spacing w:after="0"/>
             </w:pPr>
             <w:r>
-              <w:t>analyse critique des situations et choix de conception</w:t>
+              <w:rPr>
+                <w:lang w:val="fr-FR" w:eastAsia="fr-FR" w:bidi="fr-FR"/>
+              </w:rPr>
+              <w:t>analysé critique des situations et choix de conception</w:t>
             </w:r>
           </w:p>
         </w:tc>
@@ -1303,7 +1557,10 @@
               <w:spacing w:after="0"/>
             </w:pPr>
             <w:r>
-              <w:t>Les choix, contraintes, resultats et eventuels ecarts sont analyses avec recul professionnel.</w:t>
+              <w:rPr>
+                <w:lang w:val="fr-FR" w:eastAsia="fr-FR" w:bidi="fr-FR"/>
+              </w:rPr>
+              <w:t>Les choix, contraintes, résultats et éventuels écarts sont analysés avec recul professionnel.</w:t>
             </w:r>
           </w:p>
         </w:tc>
@@ -1317,7 +1574,11 @@
               <w:spacing w:after="0"/>
               <w:jc w:val="center"/>
             </w:pPr>
-            <w:r/>
+            <w:r>
+              <w:rPr>
+                <w:lang w:val="fr-FR" w:eastAsia="fr-FR" w:bidi="fr-FR"/>
+              </w:rPr>
+            </w:r>
           </w:p>
         </w:tc>
         <w:tc>
@@ -1330,7 +1591,11 @@
               <w:spacing w:after="0"/>
               <w:jc w:val="center"/>
             </w:pPr>
-            <w:r/>
+            <w:r>
+              <w:rPr>
+                <w:lang w:val="fr-FR" w:eastAsia="fr-FR" w:bidi="fr-FR"/>
+              </w:rPr>
+            </w:r>
           </w:p>
         </w:tc>
         <w:tc>
@@ -1343,7 +1608,11 @@
               <w:spacing w:after="0"/>
               <w:jc w:val="center"/>
             </w:pPr>
-            <w:r/>
+            <w:r>
+              <w:rPr>
+                <w:lang w:val="fr-FR" w:eastAsia="fr-FR" w:bidi="fr-FR"/>
+              </w:rPr>
+            </w:r>
           </w:p>
         </w:tc>
         <w:tc>
@@ -1356,7 +1625,11 @@
               <w:spacing w:after="0"/>
               <w:jc w:val="center"/>
             </w:pPr>
-            <w:r/>
+            <w:r>
+              <w:rPr>
+                <w:lang w:val="fr-FR" w:eastAsia="fr-FR" w:bidi="fr-FR"/>
+              </w:rPr>
+            </w:r>
           </w:p>
         </w:tc>
         <w:tc>
@@ -1368,7 +1641,11 @@
             <w:pPr>
               <w:spacing w:after="0"/>
             </w:pPr>
-            <w:r/>
+            <w:r>
+              <w:rPr>
+                <w:lang w:val="fr-FR" w:eastAsia="fr-FR" w:bidi="fr-FR"/>
+              </w:rPr>
+            </w:r>
           </w:p>
         </w:tc>
       </w:tr>
@@ -1378,8 +1655,9 @@
       <w:r>
         <w:rPr>
           <w:b/>
+          <w:lang w:val="fr-FR" w:eastAsia="fr-FR" w:bidi="fr-FR"/>
         </w:rPr>
-        <w:t>Appreciation synthetique</w:t>
+        <w:t>Appréciation synthétique</w:t>
       </w:r>
     </w:p>
     <w:tbl>
@@ -1403,8 +1681,9 @@
             <w:r>
               <w:rPr>
                 <w:b/>
+                <w:lang w:val="fr-FR" w:eastAsia="fr-FR" w:bidi="fr-FR"/>
               </w:rPr>
-              <w:t>Points forts observes</w:t>
+              <w:t>Points forts observés</w:t>
             </w:r>
           </w:p>
         </w:tc>
@@ -1413,7 +1692,11 @@
             <w:tcW w:type="dxa" w:w="10658"/>
           </w:tcPr>
           <w:p>
-            <w:r/>
+            <w:r>
+              <w:rPr>
+                <w:lang w:val="fr-FR" w:eastAsia="fr-FR" w:bidi="fr-FR"/>
+              </w:rPr>
+            </w:r>
           </w:p>
         </w:tc>
       </w:tr>
@@ -1427,6 +1710,7 @@
             <w:r>
               <w:rPr>
                 <w:b/>
+                <w:lang w:val="fr-FR" w:eastAsia="fr-FR" w:bidi="fr-FR"/>
               </w:rPr>
               <w:t>Axes de progression / vigilance</w:t>
             </w:r>
@@ -1437,7 +1721,11 @@
             <w:tcW w:type="dxa" w:w="10658"/>
           </w:tcPr>
           <w:p>
-            <w:r/>
+            <w:r>
+              <w:rPr>
+                <w:lang w:val="fr-FR" w:eastAsia="fr-FR" w:bidi="fr-FR"/>
+              </w:rPr>
+            </w:r>
           </w:p>
         </w:tc>
       </w:tr>
@@ -1451,8 +1739,9 @@
             <w:r>
               <w:rPr>
                 <w:b/>
+                <w:lang w:val="fr-FR" w:eastAsia="fr-FR" w:bidi="fr-FR"/>
               </w:rPr>
-              <w:t>Decision / note / positionnement local</w:t>
+              <w:t>Décision / note / positionnement local</w:t>
             </w:r>
           </w:p>
         </w:tc>
@@ -1461,7 +1750,11 @@
             <w:tcW w:type="dxa" w:w="10658"/>
           </w:tcPr>
           <w:p>
-            <w:r/>
+            <w:r>
+              <w:rPr>
+                <w:lang w:val="fr-FR" w:eastAsia="fr-FR" w:bidi="fr-FR"/>
+              </w:rPr>
+            </w:r>
           </w:p>
         </w:tc>
       </w:tr>
@@ -1471,26 +1764,43 @@
       <w:r>
         <w:rPr>
           <w:b/>
+          <w:lang w:val="fr-FR" w:eastAsia="fr-FR" w:bidi="fr-FR"/>
         </w:rPr>
         <w:t>Fondement et sources de reconstitution</w:t>
       </w:r>
     </w:p>
     <w:p>
       <w:r>
-        <w:t>Croisement entre le rapport de stage ou d'activites professionnelles et le referentiel ancien du diplome.</w:t>
+        <w:rPr>
+          <w:lang w:val="fr-FR" w:eastAsia="fr-FR" w:bidi="fr-FR"/>
+        </w:rPr>
+        <w:t>Croisement entre le rapport de stage ou d'activités professionnelles et le référentiel ancien du diplome.</w:t>
       </w:r>
     </w:p>
     <w:p>
       <w:r>
-        <w:t>Le référentiel de certification du BTS Design de produits indique que l'évaluation porte sur les différents aspects du projet : la réflexion constitutive de la démarche, la créativité, la prise en compte d'une culture technologique et de ses aspects techniques, ainsi que les notions de gestion. L'épreuve prend appui sur un dossier composé de documents visuels, volumiques et rédactionnels. La soutenance orale évalue la capacité du candidat à rendre compte de son activité et à argumenter ses choix.</w:t>
+        <w:rPr>
+          <w:lang w:val="fr-FR" w:eastAsia="fr-FR" w:bidi="fr-FR"/>
+        </w:rPr>
+        <w:t>Le référentiel de certification du BTS Design de produits indique que l'évaluation porte sur les différents aspects du projet : la réflexion constitutive de la démarche, la créativité, la prise en compte d'une culture technologique et de ses aspects techniques, ainsi que les notions de gestion. L'épreuve prend appui sur un dossier composé de documents visuels, volumiques et rédactionnels. La soutenance orale évalué la capacité du candidat à rendre compte de son activité et à argumenter ses choix.</w:t>
       </w:r>
     </w:p>
     <w:p>
       <w:r>
         <w:rPr>
           <w:sz w:val="17"/>
+          <w:lang w:val="fr-FR" w:eastAsia="fr-FR" w:bidi="fr-FR"/>
         </w:rPr>
-        <w:t>Referentiel : https://www.education.gouv.fr/sites/default/files/document/bo20ESR_56732.pdf-233574.pdf</w:t>
+        <w:t>Référentiel : https://www.education.gouv.fr/sites/default/files/document/bo20ESR_56732.pdf-233574.pdf</w:t>
+      </w:r>
+    </w:p>
+    <w:p>
+      <w:r>
+        <w:rPr>
+          <w:sz w:val="17"/>
+          <w:lang w:val="fr-FR" w:eastAsia="fr-FR" w:bidi="fr-FR"/>
+        </w:rPr>
+        <w:t>Définition / modalités : https://www.education.gouv.fr/node/276968</w:t>
       </w:r>
     </w:p>
     <w:sectPr>
@@ -1869,6 +2179,7 @@
     <w:rPr>
       <w:rFonts w:ascii="Aptos" w:hAnsi="Aptos"/>
       <w:sz w:val="20"/>
+      <w:lang w:val="fr-FR" w:eastAsia="fr-FR" w:bidi="fr-FR"/>
     </w:rPr>
   </w:style>
   <w:style w:type="paragraph" w:styleId="Header">
